--- a/public/docs/Currículo 2026.docx
+++ b/public/docs/Currículo 2026.docx
@@ -1,8 +1,8 @@
 
 <file path=word/document.xml><?xml version="1.0" encoding="utf-8"?>
-<w:document xmlns:mc="http://schemas.openxmlformats.org/markup-compatibility/2006" xmlns:o="urn:schemas-microsoft-com:office:office" xmlns:r="http://schemas.openxmlformats.org/officeDocument/2006/relationships" xmlns:m="http://schemas.openxmlformats.org/officeDocument/2006/math" xmlns:v="urn:schemas-microsoft-com:vml" xmlns:wp="http://schemas.openxmlformats.org/drawingml/2006/wordprocessingDrawing" xmlns:w10="urn:schemas-microsoft-com:office:word" xmlns:w="http://schemas.openxmlformats.org/wordprocessingml/2006/main" xmlns:wne="http://schemas.microsoft.com/office/word/2006/wordml" xmlns:sl="http://schemas.openxmlformats.org/schemaLibrary/2006/main" xmlns:a="http://schemas.openxmlformats.org/drawingml/2006/main" xmlns:pic="http://schemas.openxmlformats.org/drawingml/2006/picture" xmlns:c="http://schemas.openxmlformats.org/drawingml/2006/chart" xmlns:lc="http://schemas.openxmlformats.org/drawingml/2006/lockedCanvas" xmlns:dgm="http://schemas.openxmlformats.org/drawingml/2006/diagram" xmlns:wps="http://schemas.microsoft.com/office/word/2010/wordprocessingShape" xmlns:wpg="http://schemas.microsoft.com/office/word/2010/wordprocessingGroup" xmlns:w14="http://schemas.microsoft.com/office/word/2010/wordml" xmlns:w15="http://schemas.microsoft.com/office/word/2012/wordml" xmlns:w16="http://schemas.microsoft.com/office/word/2018/wordml" xmlns:w16cex="http://schemas.microsoft.com/office/word/2018/wordml/cex" xmlns:w16cid="http://schemas.microsoft.com/office/word/2016/wordml/cid" xmlns="http://schemas.microsoft.com/office/tasks/2019/documenttasks" xmlns:cr="http://schemas.microsoft.com/office/comments/2020/reactions">
+<w:document xmlns:ns1="http://schemas.microsoft.com/office/word/2010/wordml" xmlns:ns2="http://schemas.openxmlformats.org/officeDocument/2006/relationships" xmlns:w="http://schemas.openxmlformats.org/wordprocessingml/2006/main">
   <w:body>
-    <w:p>
+    <w:p ns1:paraId="00000001">
       <w:pPr>
         <w:pageBreakBefore w:val="0"/>
         <w:pBdr>
@@ -26,7 +26,7 @@
         </w:rPr>
       </w:r>
     </w:p>
-    <w:p>
+    <w:p ns1:paraId="00000002">
       <w:pPr>
         <w:pStyle w:val="Title"/>
         <w:ind w:left="0" w:right="11.81102362204797" w:firstLine="0"/>
@@ -51,7 +51,7 @@
         </w:rPr>
       </w:r>
     </w:p>
-    <w:p>
+    <w:p ns1:paraId="00000003">
       <w:pPr>
         <w:spacing w:before="0" w:line="312" w:lineRule="auto"/>
         <w:ind w:left="0" w:right="11.81102362204797" w:firstLine="0"/>
@@ -66,7 +66,7 @@
           <w:color w:val="000000"/>
           <w:rtl w:val="0"/>
         </w:rPr>
-        <w:t xml:space="preserve">Cidade Universitária, Maceió - AL</w:t>
+        <w:t xml:space="preserve">Maceió, Alagoas, Brasil</w:t>
         <w:br w:type="textWrapping"/>
       </w:r>
       <w:r>
@@ -75,10 +75,10 @@
           <w:color w:val="000000"/>
           <w:rtl w:val="0"/>
         </w:rPr>
-        <w:t xml:space="preserve">+55 82 98145-1019</w:t>
-      </w:r>
-    </w:p>
-    <w:p>
+        <w:t xml:space="preserve"/>
+      </w:r>
+    </w:p>
+    <w:p ns1:paraId="00000004">
       <w:pPr>
         <w:spacing w:before="0" w:line="312" w:lineRule="auto"/>
         <w:ind w:left="0" w:right="11.81102362204797" w:firstLine="0"/>
@@ -93,10 +93,10 @@
           <w:color w:val="000000"/>
           <w:rtl w:val="0"/>
         </w:rPr>
-        <w:t xml:space="preserve">+55 82 99920-4667 (WhatsApp)</w:t>
-      </w:r>
-    </w:p>
-    <w:p>
+        <w:t xml:space="preserve">+55 82 99920-4667 (WhatsApp) · +55 82 98145-1019</w:t>
+      </w:r>
+    </w:p>
+    <w:p ns1:paraId="00000005">
       <w:pPr>
         <w:spacing w:before="0" w:line="312" w:lineRule="auto"/>
         <w:ind w:left="0" w:right="11.81102362204797" w:firstLine="0"/>
@@ -105,7 +105,7 @@
           <w:color w:val="000000"/>
         </w:rPr>
       </w:pPr>
-      <w:hyperlink r:id="rId6">
+      <w:hyperlink ns2:id="rId6">
         <w:r>
           <w:rPr>
             <w:rFonts w:ascii="Inter SemiBold" w:cs="Inter SemiBold" w:eastAsia="Inter SemiBold" w:hAnsi="Inter SemiBold"/>
@@ -121,7 +121,7 @@
         </w:rPr>
       </w:r>
     </w:p>
-    <w:p>
+    <w:p ns1:paraId="00000006">
       <w:pPr>
         <w:spacing w:before="0" w:line="312" w:lineRule="auto"/>
         <w:ind w:left="0" w:right="11.81102362204797" w:firstLine="0"/>
@@ -130,7 +130,7 @@
           <w:color w:val="1155cc"/>
         </w:rPr>
       </w:pPr>
-      <w:hyperlink r:id="rId7">
+      <w:hyperlink ns2:id="rId7">
         <w:r>
           <w:rPr>
             <w:rFonts w:ascii="Inter SemiBold" w:cs="Inter SemiBold" w:eastAsia="Inter SemiBold" w:hAnsi="Inter SemiBold"/>
@@ -146,7 +146,7 @@
         </w:rPr>
       </w:r>
     </w:p>
-    <w:p>
+    <w:p ns1:paraId="00000007">
       <w:pPr>
         <w:spacing w:before="0" w:lineRule="auto"/>
         <w:ind w:right="11.81102362204797"/>
@@ -155,7 +155,7 @@
           <w:color w:val="1155cc"/>
         </w:rPr>
       </w:pPr>
-      <w:hyperlink r:id="rId8">
+      <w:hyperlink ns2:id="rId8">
         <w:r>
           <w:rPr>
             <w:rFonts w:ascii="Inter SemiBold" w:cs="Inter SemiBold" w:eastAsia="Inter SemiBold" w:hAnsi="Inter SemiBold"/>
@@ -171,7 +171,7 @@
         </w:rPr>
       </w:r>
     </w:p>
-    <w:p>
+    <w:p ns1:paraId="00000008">
       <w:pPr>
         <w:pStyle w:val="Subtitle"/>
         <w:spacing w:line="312" w:lineRule="auto"/>
@@ -180,7 +180,7 @@
       </w:pPr>
       <w:bookmarkStart w:colFirst="0" w:colLast="0" w:name="_qm68d51qgsis" w:id="1"/>
       <w:bookmarkEnd w:id="1"/>
-      <w:hyperlink r:id="rId9">
+      <w:hyperlink ns2:id="rId9">
         <w:r>
           <w:rPr>
             <w:rFonts w:ascii="Inter SemiBold" w:cs="Inter SemiBold" w:eastAsia="Inter SemiBold" w:hAnsi="Inter SemiBold"/>
@@ -196,7 +196,7 @@
         </w:rPr>
       </w:r>
     </w:p>
-    <w:p>
+    <w:p ns1:paraId="00000009">
       <w:pPr>
         <w:pStyle w:val="Subtitle"/>
         <w:spacing w:before="200" w:line="312" w:lineRule="auto"/>
@@ -212,15 +212,15 @@
           <w:rFonts w:ascii="Inter" w:cs="Inter" w:eastAsia="Inter" w:hAnsi="Inter"/>
           <w:rtl w:val="0"/>
         </w:rPr>
-        <w:t xml:space="preserve">Com 4 anos de experiência em programação e como desenvolvedor web com 3 anos de experiência, tenho sólidos conhecimentos em linguagens como JavaScript e Python. Com habilidades avançadas nessas linhagens, sou capaz de criar aplicações web e mobile sofisticadas, oferecendo aos usuários experiências interativas e responsivas. Minha paixão pela programação e minha dedicação em estar atualizado com as últimas tendências tecnológicas impulsionam meu constante aprimoramento como profissional.</w:t>
-      </w:r>
-      <w:r>
-        <w:rPr>
-          <w:rtl w:val="0"/>
-        </w:rPr>
-      </w:r>
-    </w:p>
-    <w:p>
+        <w:t xml:space="preserve">Engenheiro front-end com mais de 4 anos de experiência profissional construindo aplicações web e mobile em produção com JavaScript e TypeScript. Trabalho diariamente com React, Next.js e React Native — da arquitetura de componentes e design systems até a publicação de extensões de navegador e apps nas lojas. Tenho atenção a interfaces acessíveis e responsivas e às decisões de internacionalização, performance e tooling que as mantêm sustentáveis.</w:t>
+      </w:r>
+      <w:r>
+        <w:rPr>
+          <w:rtl w:val="0"/>
+        </w:rPr>
+      </w:r>
+    </w:p>
+    <w:p ns1:paraId="0000000A">
       <w:pPr>
         <w:pStyle w:val="Heading1"/>
         <w:spacing w:before="400" w:lineRule="auto"/>
@@ -246,10 +246,10 @@
           <w:szCs w:val="24"/>
           <w:rtl w:val="0"/>
         </w:rPr>
-        <w:t xml:space="preserve">OBJETIVO</w:t>
-      </w:r>
-    </w:p>
-    <w:p>
+        <w:t xml:space="preserve">DESTAQUES</w:t>
+      </w:r>
+    </w:p>
+    <w:p ns1:paraId="0000000B">
       <w:pPr>
         <w:spacing w:before="320" w:line="360" w:lineRule="auto"/>
         <w:ind w:right="11.81102362204797"/>
@@ -262,15 +262,15 @@
           <w:rFonts w:ascii="Inter Medium" w:cs="Inter Medium" w:eastAsia="Inter Medium" w:hAnsi="Inter Medium"/>
           <w:rtl w:val="0"/>
         </w:rPr>
-        <w:t xml:space="preserve">Busco uma oportunidade e espero superar as expectativas atribuídas a mim. Tenho o compromisso de atuar de maneira responsável e focada, contribuindo de forma efetiva para alcançar os objetivos estabelecidos. Estou motivado a enfrentar desafios, aprender e crescer profissionalmente, agregando valor à equipe e à organização como um todo.</w:t>
-      </w:r>
-      <w:r>
-        <w:rPr>
-          <w:rtl w:val="0"/>
-        </w:rPr>
-      </w:r>
-    </w:p>
-    <w:p>
+        <w:t xml:space="preserve">Engenheiro front-end na Skim (Credible AI Labs), responsável pelo desenvolvimento frontend do site, da extensão para Chrome e do aplicativo mobile publicado na App Store e no Google Play. Ex-sócio e líder técnico na inkPen, onde coordenei a equipe de desenvolvimento. Contribuo continuamente com o PriceTrack, SaaS de analytics para marketplaces na Tracking Trade. Fluente em português e inglês.</w:t>
+      </w:r>
+      <w:r>
+        <w:rPr>
+          <w:rtl w:val="0"/>
+        </w:rPr>
+      </w:r>
+    </w:p>
+    <w:p ns1:paraId="0000000C">
       <w:pPr>
         <w:pStyle w:val="Heading1"/>
         <w:spacing w:before="400" w:lineRule="auto"/>
@@ -299,7 +299,7 @@
         <w:t xml:space="preserve">EXPERIÊNCIA PROFISSIONAL</w:t>
       </w:r>
     </w:p>
-    <w:p>
+    <w:p ns1:paraId="0000000D">
       <w:pPr>
         <w:pStyle w:val="Heading2"/>
         <w:spacing w:line="240" w:lineRule="auto"/>
@@ -319,15 +319,15 @@
           <w:bCs w:val="0"/>
           <w:rtl w:val="0"/>
         </w:rPr>
-        <w:t xml:space="preserve">Engenheiro de software e Líder Técnico</w:t>
-      </w:r>
-      <w:r>
-        <w:rPr>
-          <w:rtl w:val="0"/>
-        </w:rPr>
-      </w:r>
-    </w:p>
-    <w:p>
+        <w:t xml:space="preserve">Engenheiro de Software e Líder Técnico</w:t>
+      </w:r>
+      <w:r>
+        <w:rPr>
+          <w:rtl w:val="0"/>
+        </w:rPr>
+      </w:r>
+    </w:p>
+    <w:p ns1:paraId="0000000E">
       <w:pPr>
         <w:pStyle w:val="Heading2"/>
         <w:spacing w:before="100" w:line="240" w:lineRule="auto"/>
@@ -357,7 +357,7 @@
         </w:rPr>
       </w:r>
     </w:p>
-    <w:p>
+    <w:p ns1:paraId="0000000F">
       <w:pPr>
         <w:pStyle w:val="Heading3"/>
         <w:ind w:right="11.81102362204797"/>
@@ -372,32 +372,32 @@
           <w:rFonts w:ascii="Inter Light" w:cs="Inter Light" w:eastAsia="Inter Light" w:hAnsi="Inter Light"/>
           <w:rtl w:val="0"/>
         </w:rPr>
-        <w:t xml:space="preserve">AGOSTO</w:t>
+        <w:t xml:space="preserve">AGOSTO DE 2023 - DEZEMBRO DE 2024</w:t>
       </w:r>
       <w:r>
         <w:rPr>
           <w:rFonts w:ascii="Inter Light" w:cs="Inter Light" w:eastAsia="Inter Light" w:hAnsi="Inter Light"/>
           <w:rtl w:val="0"/>
         </w:rPr>
-        <w:t xml:space="preserve"> DE 2023 - DEZEMBRO DE 2024</w:t>
-      </w:r>
-    </w:p>
-    <w:p>
-      <w:pPr>
-        <w:ind w:right="11.81102362204797"/>
-        <w:rPr>
-          <w:rFonts w:ascii="Inter" w:cs="Inter" w:eastAsia="Inter" w:hAnsi="Inter"/>
-        </w:rPr>
-      </w:pPr>
-      <w:r>
-        <w:rPr>
-          <w:rFonts w:ascii="Inter" w:cs="Inter" w:eastAsia="Inter" w:hAnsi="Inter"/>
-          <w:rtl w:val="0"/>
-        </w:rPr>
-        <w:t xml:space="preserve">Comecei na inkPen como voluntário, desenvolvendo aplicações front-end para web e mobile com React, React Native e Next.js. Nesse período, aprendi muito sobre desenvolvimento de produtos e colaboração em equipe. Após um ano, me tornei sócio e assumi a liderança técnica, coordenando a equipe de desenvolvimento e participando diretamente da criação e evolução do produto. Meu foco era garantir que as soluções entregues fossem eficientes, bem construídas e alinhadas com os objetivos da empresa.</w:t>
-      </w:r>
-    </w:p>
-    <w:p>
+        <w:t xml:space="preserve"/>
+      </w:r>
+    </w:p>
+    <w:p ns1:paraId="00000010">
+      <w:pPr>
+        <w:ind w:right="11.81102362204797"/>
+        <w:rPr>
+          <w:rFonts w:ascii="Inter" w:cs="Inter" w:eastAsia="Inter" w:hAnsi="Inter"/>
+        </w:rPr>
+      </w:pPr>
+      <w:r>
+        <w:rPr>
+          <w:rFonts w:ascii="Inter" w:cs="Inter" w:eastAsia="Inter" w:hAnsi="Inter"/>
+          <w:rtl w:val="0"/>
+        </w:rPr>
+        <w:t xml:space="preserve">Entrei na inkPen como voluntário, desenvolvendo aplicações front-end para web e mobile com React, React Native e Next.js. Após um ano me tornei sócio e assumi a liderança técnica, coordenando a equipe de desenvolvimento e participando diretamente da criação e evolução do produto. Meu foco era garantir que as soluções entregues fossem eficientes, bem construídas e alinhadas com os objetivos da empresa.</w:t>
+      </w:r>
+    </w:p>
+    <w:p ns1:paraId="00000011">
       <w:pPr>
         <w:pStyle w:val="Heading2"/>
         <w:ind w:right="11.81102362204797"/>
@@ -416,10 +416,10 @@
           <w:bCs w:val="0"/>
           <w:rtl w:val="0"/>
         </w:rPr>
-        <w:t xml:space="preserve">Desenvolvedor web front end</w:t>
-      </w:r>
-    </w:p>
-    <w:p>
+        <w:t xml:space="preserve">Desenvolvedor Front-end</w:t>
+      </w:r>
+    </w:p>
+    <w:p ns1:paraId="00000012">
       <w:pPr>
         <w:pStyle w:val="Heading2"/>
         <w:spacing w:before="100" w:lineRule="auto"/>
@@ -449,7 +449,7 @@
         </w:rPr>
       </w:r>
     </w:p>
-    <w:p>
+    <w:p ns1:paraId="00000013">
       <w:pPr>
         <w:pStyle w:val="Heading3"/>
         <w:ind w:right="11.81102362204797"/>
@@ -467,22 +467,22 @@
         <w:t xml:space="preserve">JULHO DE 2022 - ABRIL DE 2024</w:t>
       </w:r>
     </w:p>
-    <w:p>
-      <w:pPr>
-        <w:ind w:right="11.81102362204797"/>
-        <w:rPr>
-          <w:rFonts w:ascii="Inter" w:cs="Inter" w:eastAsia="Inter" w:hAnsi="Inter"/>
-        </w:rPr>
-      </w:pPr>
-      <w:r>
-        <w:rPr>
-          <w:rFonts w:ascii="Inter" w:cs="Inter" w:eastAsia="Inter" w:hAnsi="Inter"/>
-          <w:rtl w:val="0"/>
-        </w:rPr>
-        <w:t xml:space="preserve">Atuei como desenvolvedor front-end para web no SASS, principal solução da empresa, voltado para personal trainers. Usei principalmente Angular e Typescript para aprimorar e desenvolver novas funcionalidades para a aplicação web. Ao longo do ano aprendi muito sobre a colaboração entre diversas áreas de uma empresa, seja desenvolvimento de produto, marketing, atendimento e equipe técnica.</w:t>
-      </w:r>
-    </w:p>
-    <w:p>
+    <w:p ns1:paraId="00000014">
+      <w:pPr>
+        <w:ind w:right="11.81102362204797"/>
+        <w:rPr>
+          <w:rFonts w:ascii="Inter" w:cs="Inter" w:eastAsia="Inter" w:hAnsi="Inter"/>
+        </w:rPr>
+      </w:pPr>
+      <w:r>
+        <w:rPr>
+          <w:rFonts w:ascii="Inter" w:cs="Inter" w:eastAsia="Inter" w:hAnsi="Inter"/>
+          <w:rtl w:val="0"/>
+        </w:rPr>
+        <w:t xml:space="preserve">Desenvolvedor front-end no SaaS principal da empresa, voltado para personal trainers. Usei principalmente Angular e TypeScript para aprimorar e desenvolver novas funcionalidades da aplicação web, colaborando de perto com produto, marketing, atendimento e o restante da equipe técnica.</w:t>
+      </w:r>
+    </w:p>
+    <w:p ns1:paraId="00000015">
       <w:pPr>
         <w:pStyle w:val="Heading2"/>
         <w:ind w:right="11.81102362204797"/>
@@ -501,10 +501,10 @@
           <w:bCs w:val="0"/>
           <w:rtl w:val="0"/>
         </w:rPr>
-        <w:t xml:space="preserve">Engenheiro de software</w:t>
-      </w:r>
-    </w:p>
-    <w:p>
+        <w:t xml:space="preserve">Engenheiro de Software</w:t>
+      </w:r>
+    </w:p>
+    <w:p ns1:paraId="00000016">
       <w:pPr>
         <w:pStyle w:val="Heading2"/>
         <w:spacing w:before="100" w:lineRule="auto"/>
@@ -534,7 +534,7 @@
         </w:rPr>
       </w:r>
     </w:p>
-    <w:p>
+    <w:p ns1:paraId="00000017">
       <w:pPr>
         <w:pStyle w:val="Heading3"/>
         <w:ind w:right="11.81102362204797"/>
@@ -552,22 +552,22 @@
         <w:t xml:space="preserve">JULHO DE 2022 - ABRIL DE 2024</w:t>
       </w:r>
     </w:p>
-    <w:p>
-      <w:pPr>
-        <w:ind w:right="11.81102362204797"/>
-        <w:rPr>
-          <w:rFonts w:ascii="Inter" w:cs="Inter" w:eastAsia="Inter" w:hAnsi="Inter"/>
-        </w:rPr>
-      </w:pPr>
-      <w:r>
-        <w:rPr>
-          <w:rFonts w:ascii="Inter" w:cs="Inter" w:eastAsia="Inter" w:hAnsi="Inter"/>
-          <w:rtl w:val="0"/>
-        </w:rPr>
-        <w:t xml:space="preserve">Atuei como desenvolvedor front-end freelancer, trabalhando em novos projetos e contribuindo na manutenção de projetos existentes. Tenho a oportunidade de aplicar minhas habilidades de programação e conhecimentos em tecnologias front-end para desenvolver soluções inovadoras e melhorar a funcionalidade dos projetos já implementados. Minha participação abrange desde a criação de novas interfaces até a realização de atualizações e correções necessárias nos projetos em andamento.</w:t>
-      </w:r>
-    </w:p>
-    <w:p>
+    <w:p ns1:paraId="00000018">
+      <w:pPr>
+        <w:ind w:right="11.81102362204797"/>
+        <w:rPr>
+          <w:rFonts w:ascii="Inter" w:cs="Inter" w:eastAsia="Inter" w:hAnsi="Inter"/>
+        </w:rPr>
+      </w:pPr>
+      <w:r>
+        <w:rPr>
+          <w:rFonts w:ascii="Inter" w:cs="Inter" w:eastAsia="Inter" w:hAnsi="Inter"/>
+          <w:rtl w:val="0"/>
+        </w:rPr>
+        <w:t xml:space="preserve">Desenvolvedor front-end freelancer, atuando em novos projetos e na manutenção de projetos existentes. Apliquei minha experiência em front-end para criar novas interfaces e entregar as atualizações e correções que cada projeto precisava ao longo de sua evolução.</w:t>
+      </w:r>
+    </w:p>
+    <w:p ns1:paraId="00000019">
       <w:pPr>
         <w:pStyle w:val="Heading2"/>
         <w:ind w:right="11.81102362204797"/>
@@ -586,10 +586,10 @@
           <w:bCs w:val="0"/>
           <w:rtl w:val="0"/>
         </w:rPr>
-        <w:t xml:space="preserve">Engenheiro de software</w:t>
-      </w:r>
-    </w:p>
-    <w:p>
+        <w:t xml:space="preserve">Engenheiro de Software</w:t>
+      </w:r>
+    </w:p>
+    <w:p ns1:paraId="0000001A">
       <w:pPr>
         <w:pStyle w:val="Heading2"/>
         <w:spacing w:before="100" w:lineRule="auto"/>
@@ -619,7 +619,7 @@
         </w:rPr>
       </w:r>
     </w:p>
-    <w:p>
+    <w:p ns1:paraId="0000001B">
       <w:pPr>
         <w:pStyle w:val="Heading3"/>
         <w:ind w:right="11.81102362204797"/>
@@ -634,32 +634,32 @@
           <w:rFonts w:ascii="Inter Light" w:cs="Inter Light" w:eastAsia="Inter Light" w:hAnsi="Inter Light"/>
           <w:rtl w:val="0"/>
         </w:rPr>
-        <w:t xml:space="preserve">JANEIRO</w:t>
+        <w:t xml:space="preserve">JANEIRO DE 2023 - MARÇO DE 2023</w:t>
       </w:r>
       <w:r>
         <w:rPr>
           <w:rFonts w:ascii="Inter Light" w:cs="Inter Light" w:eastAsia="Inter Light" w:hAnsi="Inter Light"/>
           <w:rtl w:val="0"/>
         </w:rPr>
-        <w:t xml:space="preserve"> DE 2023 - MARÇO DE 2023</w:t>
-      </w:r>
-    </w:p>
-    <w:p>
-      <w:pPr>
-        <w:ind w:right="11.81102362204797"/>
-        <w:rPr>
-          <w:rFonts w:ascii="Inter" w:cs="Inter" w:eastAsia="Inter" w:hAnsi="Inter"/>
-        </w:rPr>
-      </w:pPr>
-      <w:r>
-        <w:rPr>
-          <w:rFonts w:ascii="Inter" w:cs="Inter" w:eastAsia="Inter" w:hAnsi="Inter"/>
-          <w:rtl w:val="0"/>
-        </w:rPr>
-        <w:t xml:space="preserve">Fui responsável por dar manutenção no front-end da plataforma de gerenciamento de todos os processos e dados do principal case da empresa, o Truck Up app, utilizando tecnologias como JavaScript, TypeScript, React, Material UI e GIT.</w:t>
-      </w:r>
-    </w:p>
-    <w:p>
+        <w:t xml:space="preserve"/>
+      </w:r>
+    </w:p>
+    <w:p ns1:paraId="0000001C">
+      <w:pPr>
+        <w:ind w:right="11.81102362204797"/>
+        <w:rPr>
+          <w:rFonts w:ascii="Inter" w:cs="Inter" w:eastAsia="Inter" w:hAnsi="Inter"/>
+        </w:rPr>
+      </w:pPr>
+      <w:r>
+        <w:rPr>
+          <w:rFonts w:ascii="Inter" w:cs="Inter" w:eastAsia="Inter" w:hAnsi="Inter"/>
+          <w:rtl w:val="0"/>
+        </w:rPr>
+        <w:t xml:space="preserve">Responsável pela manutenção do front-end da plataforma de gerenciamento do Truck Up, principal produto da empresa, cobrindo seus processos operacionais e dados. Trabalhei com JavaScript, TypeScript, React, Material UI e Git.</w:t>
+      </w:r>
+    </w:p>
+    <w:p ns1:paraId="0000001D">
       <w:pPr>
         <w:pStyle w:val="Heading2"/>
         <w:ind w:right="11.81102362204797"/>
@@ -678,10 +678,10 @@
           <w:bCs w:val="0"/>
           <w:rtl w:val="0"/>
         </w:rPr>
-        <w:t xml:space="preserve">Desenvolvedor Web</w:t>
-      </w:r>
-    </w:p>
-    <w:p>
+        <w:t xml:space="preserve">Desenvolvedor Front-end</w:t>
+      </w:r>
+    </w:p>
+    <w:p ns1:paraId="0000001E">
       <w:pPr>
         <w:pStyle w:val="Heading2"/>
         <w:spacing w:before="100" w:lineRule="auto"/>
@@ -711,7 +711,7 @@
         </w:rPr>
       </w:r>
     </w:p>
-    <w:p>
+    <w:p ns1:paraId="0000001F">
       <w:pPr>
         <w:pStyle w:val="Heading3"/>
         <w:ind w:right="11.81102362204797"/>
@@ -726,32 +726,32 @@
           <w:rFonts w:ascii="Inter Light" w:cs="Inter Light" w:eastAsia="Inter Light" w:hAnsi="Inter Light"/>
           <w:rtl w:val="0"/>
         </w:rPr>
-        <w:t xml:space="preserve">NOVEMBRO </w:t>
+        <w:t xml:space="preserve">NOVEMBRO DE 2023 - ATUALMENTE · CARGO SIMULTÂNEO</w:t>
       </w:r>
       <w:r>
         <w:rPr>
           <w:rFonts w:ascii="Inter Light" w:cs="Inter Light" w:eastAsia="Inter Light" w:hAnsi="Inter Light"/>
           <w:rtl w:val="0"/>
         </w:rPr>
-        <w:t xml:space="preserve">DE 2023 - ATUALMENTE</w:t>
-      </w:r>
-    </w:p>
-    <w:p>
-      <w:pPr>
-        <w:ind w:right="11.81102362204797"/>
-        <w:rPr>
-          <w:rFonts w:ascii="Inter" w:cs="Inter" w:eastAsia="Inter" w:hAnsi="Inter"/>
-        </w:rPr>
-      </w:pPr>
-      <w:r>
-        <w:rPr>
-          <w:rFonts w:ascii="Inter" w:cs="Inter" w:eastAsia="Inter" w:hAnsi="Inter"/>
-          <w:rtl w:val="0"/>
-        </w:rPr>
-        <w:t xml:space="preserve">Atuo principalmente como desenvolvedor front-end na manutenção e no desenvolvimento de novas funcionalidades nos SaaS da empresa. Contribuo com um foco maior em JavaScript, React e seus frameworks, como Next.js. Minha maior contribuição vem sendo num dos principais softwares da empresa, o PriceTrack, que consiste numa solução que auxilia empresas com dados e métricas sobre seus produtos vendidos nos mais diversos marketplaces online.</w:t>
-      </w:r>
-    </w:p>
-    <w:p>
+        <w:t xml:space="preserve"/>
+      </w:r>
+    </w:p>
+    <w:p ns1:paraId="00000020">
+      <w:pPr>
+        <w:ind w:right="11.81102362204797"/>
+        <w:rPr>
+          <w:rFonts w:ascii="Inter" w:cs="Inter" w:eastAsia="Inter" w:hAnsi="Inter"/>
+        </w:rPr>
+      </w:pPr>
+      <w:r>
+        <w:rPr>
+          <w:rFonts w:ascii="Inter" w:cs="Inter" w:eastAsia="Inter" w:hAnsi="Inter"/>
+          <w:rtl w:val="0"/>
+        </w:rPr>
+        <w:t xml:space="preserve">Desenvolvedor front-end na manutenção e evolução dos produtos SaaS da empresa, com foco em JavaScript, React e Next.js. Minha principal contribuição é o PriceTrack, solução que fornece às empresas dados e métricas sobre os produtos que vendem nos mais diversos marketplaces online.</w:t>
+      </w:r>
+    </w:p>
+    <w:p ns1:paraId="00000021">
       <w:pPr>
         <w:pStyle w:val="Heading2"/>
         <w:ind w:right="11.81102362204797"/>
@@ -773,7 +773,7 @@
         <w:t xml:space="preserve">Engenheiro de Software Frontend</w:t>
       </w:r>
     </w:p>
-    <w:p>
+    <w:p ns1:paraId="00000022">
       <w:pPr>
         <w:pStyle w:val="Heading2"/>
         <w:spacing w:before="100" w:lineRule="auto"/>
@@ -803,7 +803,7 @@
         </w:rPr>
       </w:r>
     </w:p>
-    <w:p>
+    <w:p ns1:paraId="00000023">
       <w:pPr>
         <w:pStyle w:val="Heading3"/>
         <w:ind w:right="11.81102362204797"/>
@@ -818,39 +818,39 @@
           <w:rFonts w:ascii="Inter Light" w:cs="Inter Light" w:eastAsia="Inter Light" w:hAnsi="Inter Light"/>
           <w:rtl w:val="0"/>
         </w:rPr>
-        <w:t xml:space="preserve">DEZEMBRO</w:t>
+        <w:t xml:space="preserve">DEZEMBRO DE 2024 - ATUALMENTE</w:t>
       </w:r>
       <w:r>
         <w:rPr>
           <w:rFonts w:ascii="Inter Light" w:cs="Inter Light" w:eastAsia="Inter Light" w:hAnsi="Inter Light"/>
           <w:rtl w:val="0"/>
         </w:rPr>
-        <w:t xml:space="preserve"> DE 2024 - ATUALMENTE</w:t>
-      </w:r>
-    </w:p>
-    <w:p>
-      <w:pPr>
-        <w:ind w:right="11.81102362204797"/>
-        <w:rPr>
-          <w:rFonts w:ascii="Inter" w:cs="Inter" w:eastAsia="Inter" w:hAnsi="Inter"/>
-        </w:rPr>
-      </w:pPr>
-      <w:r>
-        <w:rPr>
-          <w:rFonts w:ascii="Inter" w:cs="Inter" w:eastAsia="Inter" w:hAnsi="Inter"/>
-          <w:rtl w:val="0"/>
-        </w:rPr>
-        <w:t xml:space="preserve">Atuo como Engenheiro de Software Frontend na Skim (Credible AI Labs), uma plataforma gratuita com IA que resume vídeos do YouTube e artigos de notícias, fornecendo pontuações de credibilidade e detecção de viés. Sou responsável pelo desenvolvimento frontend completo do site principal (skim.plus), da extensão para Chrome e do aplicativo mobile em breve disponível na App Store e no Google Play. A plataforma é impulsionada pelo Gemini e pelo Claude AI, ajudando usuários a avaliar rapidamente a confiabilidade de qualquer conteúdo online.</w:t>
-      </w:r>
-      <w:r>
-        <w:rPr>
-          <w:rtl w:val="0"/>
-        </w:rPr>
-      </w:r>
-    </w:p>
-    <w:p>
-      <w:pPr>
-        <w:pStyle w:val="Heading2"/>
+        <w:t xml:space="preserve"/>
+      </w:r>
+    </w:p>
+    <w:p ns1:paraId="00000024">
+      <w:pPr>
+        <w:ind w:right="11.81102362204797"/>
+        <w:rPr>
+          <w:rFonts w:ascii="Inter" w:cs="Inter" w:eastAsia="Inter" w:hAnsi="Inter"/>
+        </w:rPr>
+      </w:pPr>
+      <w:r>
+        <w:rPr>
+          <w:rFonts w:ascii="Inter" w:cs="Inter" w:eastAsia="Inter" w:hAnsi="Inter"/>
+          <w:rtl w:val="0"/>
+        </w:rPr>
+        <w:t xml:space="preserve">Engenheiro front-end na Skim (Credible AI Labs), plataforma gratuita com IA que resume vídeos do YouTube e artigos de notícias, fornecendo pontuações de credibilidade e detecção de viés. Sou responsável pelo desenvolvimento frontend do site principal (skim.plus), da extensão para Chrome e do aplicativo mobile publicado na App Store e no Google Play. A plataforma é impulsionada pelo Gemini e pelo Claude, ajudando usuários a avaliar rapidamente a confiabilidade de qualquer conteúdo online.</w:t>
+      </w:r>
+      <w:r>
+        <w:rPr>
+          <w:rtl w:val="0"/>
+        </w:rPr>
+      </w:r>
+    </w:p>
+    <w:p ns1:paraId="00000025">
+      <w:pPr>
+        <w:pStyle w:val="Heading1"/>
         <w:spacing w:line="360" w:lineRule="auto"/>
         <w:ind w:right="11.81102362204797"/>
         <w:rPr>
@@ -874,10 +874,10 @@
           <w:szCs w:val="24"/>
           <w:rtl w:val="0"/>
         </w:rPr>
-        <w:t xml:space="preserve">FORMAÇÃO ACADÊMICA</w:t>
-      </w:r>
-    </w:p>
-    <w:p>
+        <w:t xml:space="preserve">FORMAÇÃO</w:t>
+      </w:r>
+    </w:p>
+    <w:p ns1:paraId="00000026">
       <w:pPr>
         <w:pStyle w:val="Heading2"/>
         <w:spacing w:line="276" w:lineRule="auto"/>
@@ -899,22 +899,22 @@
           <w:bCs w:val="0"/>
           <w:rtl w:val="0"/>
         </w:rPr>
-        <w:t xml:space="preserve">Instituto Federal de Alagoas (IFAL),</w:t>
-      </w:r>
-      <w:r>
-        <w:rPr>
-          <w:rtl w:val="0"/>
-        </w:rPr>
-        <w:t xml:space="preserve"> </w:t>
-      </w:r>
-      <w:r>
-        <w:rPr>
-          <w:rFonts w:ascii="Inter" w:cs="Inter" w:eastAsia="Inter" w:hAnsi="Inter"/>
-          <w:b w:val="0"/>
-          <w:bCs w:val="0"/>
-          <w:rtl w:val="0"/>
-        </w:rPr>
-        <w:t xml:space="preserve">Maceió — </w:t>
+        <w:t xml:space="preserve">Instituto Federal de Alagoas (IFAL), Maceió — Ensino Médio integrado ao Técnico em Informática para Internet</w:t>
+      </w:r>
+      <w:r>
+        <w:rPr>
+          <w:rtl w:val="0"/>
+        </w:rPr>
+        <w:t xml:space="preserve"/>
+      </w:r>
+      <w:r>
+        <w:rPr>
+          <w:rFonts w:ascii="Inter" w:cs="Inter" w:eastAsia="Inter" w:hAnsi="Inter"/>
+          <w:b w:val="0"/>
+          <w:bCs w:val="0"/>
+          <w:rtl w:val="0"/>
+        </w:rPr>
+        <w:t xml:space="preserve"/>
       </w:r>
       <w:r>
         <w:rPr>
@@ -925,10 +925,10 @@
           <w:iCs w:val="1"/>
           <w:rtl w:val="0"/>
         </w:rPr>
-        <w:t xml:space="preserve">Ensino Médio</w:t>
-      </w:r>
-    </w:p>
-    <w:p>
+        <w:t xml:space="preserve"/>
+      </w:r>
+    </w:p>
+    <w:p ns1:paraId="00000027">
       <w:pPr>
         <w:pStyle w:val="Heading3"/>
         <w:ind w:left="0" w:right="11.81102362204797" w:firstLine="0"/>
@@ -956,11 +956,130 @@
         </w:rPr>
       </w:r>
     </w:p>
-    <w:p>
+    <w:p ns1:paraId="0000002B">
+      <w:pPr>
+        <w:ind w:right="11.81102362204797"/>
+        <w:rPr>
+          <w:rFonts w:ascii="Inter" w:cs="Inter" w:eastAsia="Inter" w:hAnsi="Inter"/>
+        </w:rPr>
+      </w:pPr>
+      <w:r>
+        <w:rPr>
+          <w:rFonts w:ascii="Inter" w:cs="Inter" w:eastAsia="Inter" w:hAnsi="Inter"/>
+          <w:rtl w:val="0"/>
+        </w:rPr>
+        <w:t xml:space="preserve">Onde me formei Técnico em Informática para Internet e onde nasceu minha paixão por desenvolvimento web.</w:t>
+      </w:r>
+    </w:p>
+    <w:p ns1:paraId="0000002C">
+      <w:pPr>
+        <w:pStyle w:val="Heading2"/>
+        <w:spacing w:line="276" w:lineRule="auto"/>
+        <w:ind w:right="11.81102362204797"/>
+        <w:rPr>
+          <w:rFonts w:ascii="Inter" w:cs="Inter" w:eastAsia="Inter" w:hAnsi="Inter"/>
+          <w:b w:val="0"/>
+          <w:bCs w:val="0"/>
+          <w:i w:val="1"/>
+          <w:iCs w:val="1"/>
+        </w:rPr>
+      </w:pPr>
+      <w:bookmarkStart w:colFirst="0" w:colLast="0" w:name="_9l5lelhkaxlt" w:id="29"/>
+      <w:bookmarkEnd w:id="29"/>
+      <w:r>
+        <w:rPr>
+          <w:rFonts w:ascii="Inter SemiBold" w:cs="Inter SemiBold" w:eastAsia="Inter SemiBold" w:hAnsi="Inter SemiBold"/>
+          <w:b w:val="0"/>
+          <w:bCs w:val="0"/>
+          <w:rtl w:val="0"/>
+        </w:rPr>
+        <w:t xml:space="preserve">Estácio, Maceió — Análise e Desenvolvimento de Sistemas</w:t>
+      </w:r>
+      <w:r>
+        <w:rPr>
+          <w:rtl w:val="0"/>
+        </w:rPr>
+        <w:t xml:space="preserve"/>
+      </w:r>
+      <w:r>
+        <w:rPr>
+          <w:rFonts w:ascii="Inter" w:cs="Inter" w:eastAsia="Inter" w:hAnsi="Inter"/>
+          <w:b w:val="0"/>
+          <w:bCs w:val="0"/>
+          <w:rtl w:val="0"/>
+        </w:rPr>
+        <w:t xml:space="preserve"/>
+      </w:r>
+      <w:r>
+        <w:rPr>
+          <w:rFonts w:ascii="Inter" w:cs="Inter" w:eastAsia="Inter" w:hAnsi="Inter"/>
+          <w:b w:val="0"/>
+          <w:bCs w:val="0"/>
+          <w:i w:val="1"/>
+          <w:iCs w:val="1"/>
+          <w:rtl w:val="0"/>
+        </w:rPr>
+        <w:t xml:space="preserve"/>
+      </w:r>
+    </w:p>
+    <w:p ns1:paraId="0000002D">
+      <w:pPr>
+        <w:pStyle w:val="Heading3"/>
+        <w:ind w:right="11.81102362204797"/>
+        <w:rPr>
+          <w:rFonts w:ascii="Inter Light" w:cs="Inter Light" w:eastAsia="Inter Light" w:hAnsi="Inter Light"/>
+        </w:rPr>
+      </w:pPr>
+      <w:bookmarkStart w:colFirst="0" w:colLast="0" w:name="_qwx8qkh76ejz" w:id="30"/>
+      <w:bookmarkEnd w:id="30"/>
+      <w:r>
+        <w:rPr>
+          <w:rFonts w:ascii="Inter Light" w:cs="Inter Light" w:eastAsia="Inter Light" w:hAnsi="Inter Light"/>
+          <w:rtl w:val="0"/>
+        </w:rPr>
+        <w:t xml:space="preserve">OUTUBRO DE 2023 - EM ANDAMENTO</w:t>
+      </w:r>
+      <w:r>
+        <w:rPr>
+          <w:rFonts w:ascii="Inter Light" w:cs="Inter Light" w:eastAsia="Inter Light" w:hAnsi="Inter Light"/>
+          <w:rtl w:val="0"/>
+        </w:rPr>
+        <w:t xml:space="preserve"/>
+      </w:r>
+    </w:p>
+    <w:p ns1:paraId="0000002E">
+      <w:pPr>
+        <w:ind w:right="11.81102362204797"/>
+        <w:rPr>
+          <w:rFonts w:ascii="Inter" w:cs="Inter" w:eastAsia="Inter" w:hAnsi="Inter"/>
+        </w:rPr>
+      </w:pPr>
+      <w:r>
+        <w:rPr>
+          <w:rFonts w:ascii="Inter" w:cs="Inter" w:eastAsia="Inter" w:hAnsi="Inter"/>
+          <w:rtl w:val="0"/>
+        </w:rPr>
+        <w:t xml:space="preserve">Aprofundando fundamentos de ciência da computação em paralelo à atuação profissional.</w:t>
+      </w:r>
+      <w:r>
+        <w:rPr>
+          <w:rtl w:val="0"/>
+        </w:rPr>
+      </w:r>
+    </w:p>
+    <w:p ns1:paraId="0000002F">
       <w:pPr>
         <w:pStyle w:val="Heading1"/>
-        <w:spacing w:before="400" w:line="276" w:lineRule="auto"/>
-        <w:ind w:right="11.81102362204797"/>
+        <w:spacing w:before="400" w:lineRule="auto"/>
+        <w:ind w:right="11.81102362204797"/>
+        <w:rPr>
+          <w:rFonts w:ascii="Inter" w:cs="Inter" w:eastAsia="Inter" w:hAnsi="Inter"/>
+          <w:color w:val="6dc6e6"/>
+        </w:rPr>
+      </w:pPr>
+      <w:bookmarkStart w:colFirst="0" w:colLast="0" w:name="_v5m69wcsvmgk" w:id="31"/>
+      <w:bookmarkEnd w:id="31"/>
+      <w:r>
         <w:rPr>
           <w:rFonts w:ascii="Montserrat SemiBold" w:cs="Montserrat SemiBold" w:eastAsia="Montserrat SemiBold" w:hAnsi="Montserrat SemiBold"/>
           <w:b w:val="0"/>
@@ -968,10 +1087,58 @@
           <w:color w:val="6dc6e6"/>
           <w:sz w:val="24"/>
           <w:szCs w:val="24"/>
-        </w:rPr>
-      </w:pPr>
-      <w:bookmarkStart w:colFirst="0" w:colLast="0" w:name="_lk88da709w21" w:id="26"/>
-      <w:bookmarkEnd w:id="26"/>
+          <w:rtl w:val="0"/>
+        </w:rPr>
+        <w:t xml:space="preserve">TECNOLOGIAS</w:t>
+      </w:r>
+      <w:r>
+        <w:rPr>
+          <w:rtl w:val="0"/>
+        </w:rPr>
+      </w:r>
+    </w:p>
+    <w:p ns1:paraId="00000030">
+      <w:pPr>
+        <w:spacing w:before="320" w:lineRule="auto"/>
+        <w:ind w:right="11.81102362204797"/>
+        <w:rPr>
+          <w:rFonts w:ascii="Inter" w:cs="Inter" w:eastAsia="Inter" w:hAnsi="Inter"/>
+        </w:rPr>
+      </w:pPr>
+      <w:r>
+        <w:rPr>
+          <w:rFonts w:ascii="Inter SemiBold" w:cs="Inter SemiBold" w:eastAsia="Inter SemiBold" w:hAnsi="Inter SemiBold"/>
+          <w:sz w:val="20"/>
+          <w:szCs w:val="20"/>
+          <w:rtl w:val="0"/>
+        </w:rPr>
+        <w:t xml:space="preserve">Linguagens: TypeScript, JavaScript, HTML, CSS · Front-end: React, Next.js, React Native, Expo, Angular, Redux e Redux Toolkit, ReactiveX, Gatsby, Storybook · Estilização: Tailwind CSS, Sass, Styled Components, Material UI, Bootstrap · Back-end e dados: Node.js, Express, GraphQL, Apollo, Prisma, Firebase, MongoDB · Ferramentas: Git, Handlebars</w:t>
+      </w:r>
+      <w:r>
+        <w:rPr>
+          <w:rFonts w:ascii="Inter" w:cs="Inter" w:eastAsia="Inter" w:hAnsi="Inter"/>
+          <w:rtl w:val="0"/>
+        </w:rPr>
+        <w:t xml:space="preserve"/>
+      </w:r>
+      <w:r>
+        <w:rPr>
+          <w:rtl w:val="0"/>
+        </w:rPr>
+      </w:r>
+    </w:p>
+    <w:p ns1:paraId="00000031">
+      <w:pPr>
+        <w:pStyle w:val="Heading1"/>
+        <w:spacing w:before="400" w:line="276" w:lineRule="auto"/>
+        <w:ind w:right="11.81102362204797"/>
+        <w:rPr>
+          <w:rFonts w:ascii="Inter" w:cs="Inter" w:eastAsia="Inter" w:hAnsi="Inter"/>
+          <w:color w:val="6dc6e6"/>
+        </w:rPr>
+      </w:pPr>
+      <w:bookmarkStart w:colFirst="0" w:colLast="0" w:name="_nizhi8frilnz" w:id="32"/>
+      <w:bookmarkEnd w:id="32"/>
       <w:r>
         <w:rPr>
           <w:rFonts w:ascii="Montserrat SemiBold" w:cs="Montserrat SemiBold" w:eastAsia="Montserrat SemiBold" w:hAnsi="Montserrat SemiBold"/>
@@ -982,13 +1149,17 @@
           <w:szCs w:val="24"/>
           <w:rtl w:val="0"/>
         </w:rPr>
-        <w:t xml:space="preserve">FORMAÇÃO TÉCNICA</w:t>
-      </w:r>
-    </w:p>
-    <w:p>
+        <w:t xml:space="preserve">CURSOS COMPLEMENTARES</w:t>
+      </w:r>
+      <w:r>
+        <w:rPr>
+          <w:rtl w:val="0"/>
+        </w:rPr>
+      </w:r>
+    </w:p>
+    <w:p ns1:paraId="00000032">
       <w:pPr>
         <w:pStyle w:val="Heading2"/>
-        <w:spacing w:line="276" w:lineRule="auto"/>
         <w:ind w:right="11.81102362204797"/>
         <w:rPr>
           <w:rFonts w:ascii="Inter" w:cs="Inter" w:eastAsia="Inter" w:hAnsi="Inter"/>
@@ -998,8 +1169,8 @@
           <w:iCs w:val="1"/>
         </w:rPr>
       </w:pPr>
-      <w:bookmarkStart w:colFirst="0" w:colLast="0" w:name="_6mm09erzsahh" w:id="27"/>
-      <w:bookmarkEnd w:id="27"/>
+      <w:bookmarkStart w:colFirst="0" w:colLast="0" w:name="_czfiadnsgnzp" w:id="33"/>
+      <w:bookmarkEnd w:id="33"/>
       <w:r>
         <w:rPr>
           <w:rFonts w:ascii="Inter SemiBold" w:cs="Inter SemiBold" w:eastAsia="Inter SemiBold" w:hAnsi="Inter SemiBold"/>
@@ -1007,22 +1178,16 @@
           <w:bCs w:val="0"/>
           <w:rtl w:val="0"/>
         </w:rPr>
-        <w:t xml:space="preserve">Instituto Federal de Alagoas (IFAL),</w:t>
-      </w:r>
-      <w:r>
-        <w:rPr>
-          <w:rtl w:val="0"/>
-        </w:rPr>
-        <w:t xml:space="preserve"> </w:t>
-      </w:r>
-      <w:r>
-        <w:rPr>
-          <w:rFonts w:ascii="Inter" w:cs="Inter" w:eastAsia="Inter" w:hAnsi="Inter"/>
-          <w:b w:val="0"/>
-          <w:bCs w:val="0"/>
-          <w:rtl w:val="0"/>
-        </w:rPr>
-        <w:t xml:space="preserve">Maceió — </w:t>
+        <w:t xml:space="preserve">Udemy — Desenvolvimento Web com JavaScript e React</w:t>
+      </w:r>
+      <w:r>
+        <w:rPr>
+          <w:rFonts w:ascii="Inter" w:cs="Inter" w:eastAsia="Inter" w:hAnsi="Inter"/>
+          <w:b w:val="0"/>
+          <w:bCs w:val="0"/>
+          <w:rtl w:val="0"/>
+        </w:rPr>
+        <w:t xml:space="preserve"/>
       </w:r>
       <w:r>
         <w:rPr>
@@ -1033,273 +1198,10 @@
           <w:iCs w:val="1"/>
           <w:rtl w:val="0"/>
         </w:rPr>
-        <w:t xml:space="preserve">Técnico em Informática para Internet</w:t>
-      </w:r>
-    </w:p>
-    <w:p>
-      <w:pPr>
-        <w:pStyle w:val="Heading3"/>
-        <w:ind w:right="11.81102362204797"/>
-        <w:rPr>
-          <w:rFonts w:ascii="Inter Light" w:cs="Inter Light" w:eastAsia="Inter Light" w:hAnsi="Inter Light"/>
-        </w:rPr>
-      </w:pPr>
-      <w:bookmarkStart w:colFirst="0" w:colLast="0" w:name="_9rawlrpt0d10" w:id="28"/>
-      <w:bookmarkEnd w:id="28"/>
-      <w:r>
-        <w:rPr>
-          <w:rFonts w:ascii="Inter Light" w:cs="Inter Light" w:eastAsia="Inter Light" w:hAnsi="Inter Light"/>
-          <w:rtl w:val="0"/>
-        </w:rPr>
-        <w:t xml:space="preserve">FEVEREIRO DE 2018 - MARÇO DE 2022</w:t>
-      </w:r>
-    </w:p>
-    <w:p>
-      <w:pPr>
-        <w:ind w:right="11.81102362204797"/>
-        <w:rPr>
-          <w:rFonts w:ascii="Inter" w:cs="Inter" w:eastAsia="Inter" w:hAnsi="Inter"/>
-        </w:rPr>
-      </w:pPr>
-      <w:r>
-        <w:rPr>
-          <w:rFonts w:ascii="Inter" w:cs="Inter" w:eastAsia="Inter" w:hAnsi="Inter"/>
-          <w:rtl w:val="0"/>
-        </w:rPr>
-        <w:t xml:space="preserve">Instituto no qual obtive a formação como Técnico em Informática para internet, além de ter sido o gatilho inicial para a minha paixão por desenvolvimento web.</w:t>
-      </w:r>
-    </w:p>
-    <w:p>
-      <w:pPr>
-        <w:pStyle w:val="Heading2"/>
-        <w:spacing w:line="276" w:lineRule="auto"/>
-        <w:ind w:right="11.81102362204797"/>
-        <w:rPr>
-          <w:rFonts w:ascii="Inter" w:cs="Inter" w:eastAsia="Inter" w:hAnsi="Inter"/>
-          <w:b w:val="0"/>
-          <w:bCs w:val="0"/>
-          <w:i w:val="1"/>
-          <w:iCs w:val="1"/>
-        </w:rPr>
-      </w:pPr>
-      <w:bookmarkStart w:colFirst="0" w:colLast="0" w:name="_9l5lelhkaxlt" w:id="29"/>
-      <w:bookmarkEnd w:id="29"/>
-      <w:r>
-        <w:rPr>
-          <w:rFonts w:ascii="Inter SemiBold" w:cs="Inter SemiBold" w:eastAsia="Inter SemiBold" w:hAnsi="Inter SemiBold"/>
-          <w:b w:val="0"/>
-          <w:bCs w:val="0"/>
-          <w:rtl w:val="0"/>
-        </w:rPr>
-        <w:t xml:space="preserve">Estácio,</w:t>
-      </w:r>
-      <w:r>
-        <w:rPr>
-          <w:rtl w:val="0"/>
-        </w:rPr>
-        <w:t xml:space="preserve"> </w:t>
-      </w:r>
-      <w:r>
-        <w:rPr>
-          <w:rFonts w:ascii="Inter" w:cs="Inter" w:eastAsia="Inter" w:hAnsi="Inter"/>
-          <w:b w:val="0"/>
-          <w:bCs w:val="0"/>
-          <w:rtl w:val="0"/>
-        </w:rPr>
-        <w:t xml:space="preserve">Maceió — </w:t>
-      </w:r>
-      <w:r>
-        <w:rPr>
-          <w:rFonts w:ascii="Inter" w:cs="Inter" w:eastAsia="Inter" w:hAnsi="Inter"/>
-          <w:b w:val="0"/>
-          <w:bCs w:val="0"/>
-          <w:i w:val="1"/>
-          <w:iCs w:val="1"/>
-          <w:rtl w:val="0"/>
-        </w:rPr>
-        <w:t xml:space="preserve">Análise e desenvolvimento de sistemas.</w:t>
-      </w:r>
-    </w:p>
-    <w:p>
-      <w:pPr>
-        <w:pStyle w:val="Heading3"/>
-        <w:ind w:right="11.81102362204797"/>
-        <w:rPr>
-          <w:rFonts w:ascii="Inter Light" w:cs="Inter Light" w:eastAsia="Inter Light" w:hAnsi="Inter Light"/>
-        </w:rPr>
-      </w:pPr>
-      <w:bookmarkStart w:colFirst="0" w:colLast="0" w:name="_qwx8qkh76ejz" w:id="30"/>
-      <w:bookmarkEnd w:id="30"/>
-      <w:r>
-        <w:rPr>
-          <w:rFonts w:ascii="Inter Light" w:cs="Inter Light" w:eastAsia="Inter Light" w:hAnsi="Inter Light"/>
-          <w:rtl w:val="0"/>
-        </w:rPr>
-        <w:t xml:space="preserve">OUTUBRO</w:t>
-      </w:r>
-      <w:r>
-        <w:rPr>
-          <w:rFonts w:ascii="Inter Light" w:cs="Inter Light" w:eastAsia="Inter Light" w:hAnsi="Inter Light"/>
-          <w:rtl w:val="0"/>
-        </w:rPr>
-        <w:t xml:space="preserve"> DE 2023 - EM ANDAMENTO</w:t>
-      </w:r>
-    </w:p>
-    <w:p>
-      <w:pPr>
-        <w:ind w:right="11.81102362204797"/>
-        <w:rPr>
-          <w:rFonts w:ascii="Inter" w:cs="Inter" w:eastAsia="Inter" w:hAnsi="Inter"/>
-        </w:rPr>
-      </w:pPr>
-      <w:r>
-        <w:rPr>
-          <w:rFonts w:ascii="Inter" w:cs="Inter" w:eastAsia="Inter" w:hAnsi="Inter"/>
-          <w:rtl w:val="0"/>
-        </w:rPr>
-        <w:t xml:space="preserve">Curso no qual me permite estagiar na área e garantir minha expertise no mercado.</w:t>
-      </w:r>
-      <w:r>
-        <w:rPr>
-          <w:rtl w:val="0"/>
-        </w:rPr>
-      </w:r>
-    </w:p>
-    <w:p>
-      <w:pPr>
-        <w:pStyle w:val="Heading1"/>
-        <w:spacing w:before="400" w:lineRule="auto"/>
-        <w:ind w:right="11.81102362204797"/>
-        <w:rPr>
-          <w:rFonts w:ascii="Inter" w:cs="Inter" w:eastAsia="Inter" w:hAnsi="Inter"/>
-          <w:color w:val="6dc6e6"/>
-        </w:rPr>
-      </w:pPr>
-      <w:bookmarkStart w:colFirst="0" w:colLast="0" w:name="_v5m69wcsvmgk" w:id="31"/>
-      <w:bookmarkEnd w:id="31"/>
-      <w:r>
-        <w:rPr>
-          <w:rFonts w:ascii="Montserrat SemiBold" w:cs="Montserrat SemiBold" w:eastAsia="Montserrat SemiBold" w:hAnsi="Montserrat SemiBold"/>
-          <w:b w:val="0"/>
-          <w:bCs w:val="0"/>
-          <w:color w:val="6dc6e6"/>
-          <w:sz w:val="24"/>
-          <w:szCs w:val="24"/>
-          <w:rtl w:val="0"/>
-        </w:rPr>
-        <w:t xml:space="preserve">PRINCIPAIS TECNOLOGIAS</w:t>
-      </w:r>
-      <w:r>
-        <w:rPr>
-          <w:rtl w:val="0"/>
-        </w:rPr>
-      </w:r>
-    </w:p>
-    <w:p>
-      <w:pPr>
-        <w:spacing w:before="320" w:lineRule="auto"/>
-        <w:ind w:right="11.81102362204797"/>
-        <w:rPr>
-          <w:rFonts w:ascii="Inter" w:cs="Inter" w:eastAsia="Inter" w:hAnsi="Inter"/>
-        </w:rPr>
-      </w:pPr>
-      <w:r>
-        <w:rPr>
-          <w:rFonts w:ascii="Inter SemiBold" w:cs="Inter SemiBold" w:eastAsia="Inter SemiBold" w:hAnsi="Inter SemiBold"/>
-          <w:sz w:val="20"/>
-          <w:szCs w:val="20"/>
-          <w:rtl w:val="0"/>
-        </w:rPr>
-        <w:t xml:space="preserve">Principais:</w:t>
-      </w:r>
-      <w:r>
-        <w:rPr>
-          <w:rFonts w:ascii="Inter" w:cs="Inter" w:eastAsia="Inter" w:hAnsi="Inter"/>
-          <w:rtl w:val="0"/>
-        </w:rPr>
-        <w:t xml:space="preserve"> HTML, CSS, NodeJs, Git, JavaScript, TypeScript, React, React Native, Expo, Apollo, Angular, Handlebars, Express, ReactiveX, NextJs, Gatsby, Redux, Redux Toolkit, Sass, TailwindCSS, Bootstrap, Styled Components, Material UI, Storybook, GraphQL, Prisma, Firebase, MongoDB.</w:t>
-      </w:r>
-      <w:r>
-        <w:rPr>
-          <w:rtl w:val="0"/>
-        </w:rPr>
-      </w:r>
-    </w:p>
-    <w:p>
-      <w:pPr>
-        <w:pStyle w:val="Heading1"/>
-        <w:spacing w:before="400" w:line="276" w:lineRule="auto"/>
-        <w:ind w:right="11.81102362204797"/>
-        <w:rPr>
-          <w:rFonts w:ascii="Inter" w:cs="Inter" w:eastAsia="Inter" w:hAnsi="Inter"/>
-          <w:color w:val="6dc6e6"/>
-        </w:rPr>
-      </w:pPr>
-      <w:bookmarkStart w:colFirst="0" w:colLast="0" w:name="_nizhi8frilnz" w:id="32"/>
-      <w:bookmarkEnd w:id="32"/>
-      <w:r>
-        <w:rPr>
-          <w:rFonts w:ascii="Montserrat SemiBold" w:cs="Montserrat SemiBold" w:eastAsia="Montserrat SemiBold" w:hAnsi="Montserrat SemiBold"/>
-          <w:b w:val="0"/>
-          <w:bCs w:val="0"/>
-          <w:color w:val="6dc6e6"/>
-          <w:sz w:val="24"/>
-          <w:szCs w:val="24"/>
-          <w:rtl w:val="0"/>
-        </w:rPr>
-        <w:t xml:space="preserve">CURSOS COMPLEMENTARES</w:t>
-      </w:r>
-      <w:r>
-        <w:rPr>
-          <w:rtl w:val="0"/>
-        </w:rPr>
-      </w:r>
-    </w:p>
-    <w:p>
-      <w:pPr>
-        <w:pStyle w:val="Heading2"/>
-        <w:ind w:right="11.81102362204797"/>
-        <w:rPr>
-          <w:rFonts w:ascii="Inter" w:cs="Inter" w:eastAsia="Inter" w:hAnsi="Inter"/>
-          <w:b w:val="0"/>
-          <w:bCs w:val="0"/>
-          <w:i w:val="1"/>
-          <w:iCs w:val="1"/>
-        </w:rPr>
-      </w:pPr>
-      <w:bookmarkStart w:colFirst="0" w:colLast="0" w:name="_czfiadnsgnzp" w:id="33"/>
-      <w:bookmarkEnd w:id="33"/>
-      <w:r>
-        <w:rPr>
-          <w:rFonts w:ascii="Inter SemiBold" w:cs="Inter SemiBold" w:eastAsia="Inter SemiBold" w:hAnsi="Inter SemiBold"/>
-          <w:b w:val="0"/>
-          <w:bCs w:val="0"/>
-          <w:rtl w:val="0"/>
-        </w:rPr>
-        <w:t xml:space="preserve">Udemy,</w:t>
-      </w:r>
-      <w:r>
-        <w:rPr>
-          <w:rFonts w:ascii="Inter" w:cs="Inter" w:eastAsia="Inter" w:hAnsi="Inter"/>
-          <w:b w:val="0"/>
-          <w:bCs w:val="0"/>
-          <w:rtl w:val="0"/>
-        </w:rPr>
-        <w:t xml:space="preserve"> Udemy.com — </w:t>
-      </w:r>
-      <w:r>
-        <w:rPr>
-          <w:rFonts w:ascii="Inter" w:cs="Inter" w:eastAsia="Inter" w:hAnsi="Inter"/>
-          <w:b w:val="0"/>
-          <w:bCs w:val="0"/>
-          <w:i w:val="1"/>
-          <w:iCs w:val="1"/>
-          <w:rtl w:val="0"/>
-        </w:rPr>
-        <w:t xml:space="preserve">Curso</w:t>
-      </w:r>
-    </w:p>
-    <w:p>
+        <w:t xml:space="preserve"/>
+      </w:r>
+    </w:p>
+    <w:p ns1:paraId="00000033">
       <w:pPr>
         <w:pStyle w:val="Heading3"/>
         <w:ind w:right="11.81102362204797"/>
@@ -1317,7 +1219,7 @@
         <w:t xml:space="preserve">JULHO DE 2021 - NOVEMBRO DE 2021</w:t>
       </w:r>
     </w:p>
-    <w:p>
+    <w:p ns1:paraId="00000034">
       <w:pPr>
         <w:ind w:right="11.81102362204797"/>
         <w:rPr>
@@ -1330,7 +1232,7 @@
           <w:rFonts w:ascii="Inter" w:cs="Inter" w:eastAsia="Inter" w:hAnsi="Inter"/>
           <w:rtl w:val="0"/>
         </w:rPr>
-        <w:t xml:space="preserve">Durante o curso, tive a oportunidade de aprender algumas das tecnologias mais populares e amplamente utilizadas no mercado de desenvolvimento web. Obtive conhecimentos práticos e teóricos em linguagens de programação, como JavaScript, bem como frameworks e bibliotecas como React. Essas habilidades me forneceram uma base sólida para construir aplicações web modernas e acompanhar as demandas do mercado em constante evolução.</w:t>
+        <w:t xml:space="preserve">Base prática e teórica em JavaScript e React e no ecossistema web moderno — o alicerce sobre o qual construí o restante da minha trajetória profissional.</w:t>
       </w:r>
       <w:r>
         <w:rPr>
@@ -1387,7 +1289,7 @@
             </w:tcMar>
             <w:vAlign w:val="top"/>
           </w:tcPr>
-          <w:p>
+          <w:p ns1:paraId="00000035">
             <w:pPr>
               <w:pStyle w:val="Heading1"/>
               <w:spacing w:before="300" w:lineRule="auto"/>
@@ -1416,7 +1318,7 @@
               <w:t xml:space="preserve">COMPETÊNCIAS</w:t>
             </w:r>
           </w:p>
-          <w:p>
+          <w:p ns1:paraId="00000036">
             <w:pPr>
               <w:numPr>
                 <w:ilvl w:val="0"/>
@@ -1433,7 +1335,7 @@
                 <w:rFonts w:ascii="Inter Medium" w:cs="Inter Medium" w:eastAsia="Inter Medium" w:hAnsi="Inter Medium"/>
                 <w:rtl w:val="0"/>
               </w:rPr>
-              <w:t xml:space="preserve">Trabalho em equipe</w:t>
+              <w:t xml:space="preserve">Colaboração entre produto, design e engenharia</w:t>
             </w:r>
             <w:r>
               <w:rPr>
@@ -1441,7 +1343,7 @@
               </w:rPr>
             </w:r>
           </w:p>
-          <w:p>
+          <w:p ns1:paraId="00000037">
             <w:pPr>
               <w:numPr>
                 <w:ilvl w:val="0"/>
@@ -1458,7 +1360,7 @@
                 <w:rFonts w:ascii="Inter Medium" w:cs="Inter Medium" w:eastAsia="Inter Medium" w:hAnsi="Inter Medium"/>
                 <w:rtl w:val="0"/>
               </w:rPr>
-              <w:t xml:space="preserve">Proatividade</w:t>
+              <w:t xml:space="preserve">Liderança técnica e coordenação de equipe</w:t>
             </w:r>
             <w:r>
               <w:rPr>
@@ -1466,7 +1368,7 @@
               </w:rPr>
             </w:r>
           </w:p>
-          <w:p>
+          <w:p ns1:paraId="00000038">
             <w:pPr>
               <w:numPr>
                 <w:ilvl w:val="0"/>
@@ -1483,7 +1385,7 @@
                 <w:rFonts w:ascii="Inter Medium" w:cs="Inter Medium" w:eastAsia="Inter Medium" w:hAnsi="Inter Medium"/>
                 <w:rtl w:val="0"/>
               </w:rPr>
-              <w:t xml:space="preserve">Comunicação</w:t>
+              <w:t xml:space="preserve">Comunicação escrita e verbal clara em português e inglês</w:t>
             </w:r>
             <w:r>
               <w:rPr>
@@ -1491,7 +1393,7 @@
               </w:rPr>
             </w:r>
           </w:p>
-          <w:p>
+          <w:p ns1:paraId="00000039">
             <w:pPr>
               <w:numPr>
                 <w:ilvl w:val="0"/>
@@ -1508,7 +1410,7 @@
                 <w:rFonts w:ascii="Inter Medium" w:cs="Inter Medium" w:eastAsia="Inter Medium" w:hAnsi="Inter Medium"/>
                 <w:rtl w:val="0"/>
               </w:rPr>
-              <w:t xml:space="preserve">Flexibilidade</w:t>
+              <w:t xml:space="preserve">Autonomia e adaptabilidade em times de ritmo acelerado</w:t>
             </w:r>
             <w:r>
               <w:rPr>
@@ -1534,7 +1436,7 @@
             </w:tcMar>
             <w:vAlign w:val="top"/>
           </w:tcPr>
-          <w:p>
+          <w:p ns1:paraId="0000003A">
             <w:pPr>
               <w:pStyle w:val="Heading1"/>
               <w:spacing w:before="300" w:lineRule="auto"/>
@@ -1563,7 +1465,7 @@
               <w:t xml:space="preserve">IDIOMAS</w:t>
             </w:r>
           </w:p>
-          <w:p>
+          <w:p ns1:paraId="0000003B">
             <w:pPr>
               <w:spacing w:before="320" w:line="360" w:lineRule="auto"/>
               <w:ind w:left="-141.73228346456688" w:right="11.81102362204797" w:firstLine="0"/>
@@ -1576,17 +1478,17 @@
                 <w:rFonts w:ascii="Inter SemiBold" w:cs="Inter SemiBold" w:eastAsia="Inter SemiBold" w:hAnsi="Inter SemiBold"/>
                 <w:rtl w:val="0"/>
               </w:rPr>
-              <w:t xml:space="preserve">Português:</w:t>
+              <w:t xml:space="preserve">Português: Nativo</w:t>
             </w:r>
             <w:r>
               <w:rPr>
                 <w:rFonts w:ascii="Inter" w:cs="Inter" w:eastAsia="Inter" w:hAnsi="Inter"/>
                 <w:rtl w:val="0"/>
               </w:rPr>
-              <w:t xml:space="preserve"> Nativo</w:t>
+              <w:t xml:space="preserve"/>
             </w:r>
           </w:p>
-          <w:p>
+          <w:p ns1:paraId="0000003C">
             <w:pPr>
               <w:spacing w:line="360" w:lineRule="auto"/>
               <w:ind w:left="-141.73228346456688" w:right="11.81102362204797" w:firstLine="0"/>
@@ -1602,14 +1504,14 @@
                 <w:rFonts w:ascii="Inter SemiBold" w:cs="Inter SemiBold" w:eastAsia="Inter SemiBold" w:hAnsi="Inter SemiBold"/>
                 <w:rtl w:val="0"/>
               </w:rPr>
-              <w:t xml:space="preserve">Inglês:</w:t>
+              <w:t xml:space="preserve">Inglês: Avançado</w:t>
             </w:r>
             <w:r>
               <w:rPr>
                 <w:rFonts w:ascii="Inter" w:cs="Inter" w:eastAsia="Inter" w:hAnsi="Inter"/>
                 <w:rtl w:val="0"/>
               </w:rPr>
-              <w:t xml:space="preserve"> avançado</w:t>
+              <w:t xml:space="preserve"/>
             </w:r>
             <w:r>
               <w:rPr>
@@ -1617,7 +1519,7 @@
               </w:rPr>
             </w:r>
           </w:p>
-          <w:p>
+          <w:p ns1:paraId="0000003D">
             <w:pPr>
               <w:numPr>
                 <w:ilvl w:val="0"/>
@@ -1635,7 +1537,7 @@
               </w:rPr>
             </w:r>
           </w:p>
-          <w:p>
+          <w:p ns1:paraId="0000003E">
             <w:pPr>
               <w:ind w:left="-141.73228346456688" w:right="11.81102362204797" w:firstLine="0"/>
               <w:rPr>
@@ -1651,7 +1553,7 @@
         </w:tc>
       </w:tr>
     </w:tbl>
-    <w:p>
+    <w:p ns1:paraId="0000003F">
       <w:pPr>
         <w:pStyle w:val="Heading1"/>
         <w:spacing w:line="276" w:lineRule="auto"/>

--- a/public/docs/Currículo 2026.docx
+++ b/public/docs/Currículo 2026.docx
@@ -1335,7 +1335,7 @@
                 <w:rFonts w:ascii="Inter Medium" w:cs="Inter Medium" w:eastAsia="Inter Medium" w:hAnsi="Inter Medium"/>
                 <w:rtl w:val="0"/>
               </w:rPr>
-              <w:t xml:space="preserve">Colaboração entre produto, design e engenharia</w:t>
+              <w:t xml:space="preserve">Colaboração multidisciplinar</w:t>
             </w:r>
             <w:r>
               <w:rPr>
@@ -1360,7 +1360,7 @@
                 <w:rFonts w:ascii="Inter Medium" w:cs="Inter Medium" w:eastAsia="Inter Medium" w:hAnsi="Inter Medium"/>
                 <w:rtl w:val="0"/>
               </w:rPr>
-              <w:t xml:space="preserve">Liderança técnica e coordenação de equipe</w:t>
+              <w:t xml:space="preserve">Liderança técnica</w:t>
             </w:r>
             <w:r>
               <w:rPr>
@@ -1385,7 +1385,7 @@
                 <w:rFonts w:ascii="Inter Medium" w:cs="Inter Medium" w:eastAsia="Inter Medium" w:hAnsi="Inter Medium"/>
                 <w:rtl w:val="0"/>
               </w:rPr>
-              <w:t xml:space="preserve">Comunicação escrita e verbal clara em português e inglês</w:t>
+              <w:t xml:space="preserve">Comunicação clara (PT/EN)</w:t>
             </w:r>
             <w:r>
               <w:rPr>
@@ -1410,7 +1410,7 @@
                 <w:rFonts w:ascii="Inter Medium" w:cs="Inter Medium" w:eastAsia="Inter Medium" w:hAnsi="Inter Medium"/>
                 <w:rtl w:val="0"/>
               </w:rPr>
-              <w:t xml:space="preserve">Autonomia e adaptabilidade em times de ritmo acelerado</w:t>
+              <w:t xml:space="preserve">Autonomia e adaptabilidade</w:t>
             </w:r>
             <w:r>
               <w:rPr>

--- a/public/docs/Currículo 2026.docx
+++ b/public/docs/Currículo 2026.docx
@@ -212,7 +212,7 @@
           <w:rFonts w:ascii="Inter" w:cs="Inter" w:eastAsia="Inter" w:hAnsi="Inter"/>
           <w:rtl w:val="0"/>
         </w:rPr>
-        <w:t xml:space="preserve">Engenheiro front-end com mais de 4 anos de experiência profissional construindo aplicações web e mobile em produção com JavaScript e TypeScript. Trabalho diariamente com React, Next.js e React Native — da arquitetura de componentes e design systems até a publicação de extensões de navegador e apps nas lojas. Tenho atenção a interfaces acessíveis e responsivas e às decisões de internacionalização, performance e tooling que as mantêm sustentáveis.</w:t>
+        <w:t xml:space="preserve">Engenheiro com foco em front-end e mais de 4 anos de experiência profissional construindo aplicações web e mobile em produção com JavaScript e TypeScript. Trabalho diariamente com React, Next.js e React Native — da arquitetura de componentes e design systems até a publicação de extensões de navegador e apps nas lojas — e implemento com frequência mudanças e funcionalidades nos serviços em Node.js e NestJS por trás deles. Tenho atenção a interfaces acessíveis e responsivas e às decisões de internacionalização, performance e tooling que as mantêm sustentáveis.</w:t>
       </w:r>
       <w:r>
         <w:rPr>
@@ -262,7 +262,7 @@
           <w:rFonts w:ascii="Inter Medium" w:cs="Inter Medium" w:eastAsia="Inter Medium" w:hAnsi="Inter Medium"/>
           <w:rtl w:val="0"/>
         </w:rPr>
-        <w:t xml:space="preserve">Engenheiro front-end na Skim (Credible AI Labs), responsável pelo desenvolvimento frontend do site, da extensão para Chrome e do aplicativo mobile publicado na App Store e no Google Play. Ex-sócio e líder técnico na inkPen, onde coordenei a equipe de desenvolvimento. Contribuo continuamente com o PriceTrack, SaaS de analytics para marketplaces na Tracking Trade. Fluente em português e inglês.</w:t>
+        <w:t xml:space="preserve">Engenheiro front-end na Skim (Credible AI Labs), liderando o desenvolvimento frontend do site, da extensão para Chrome e do aplicativo mobile publicado na App Store e no Google Play, e contribuindo com os serviços de backend por trás deles. Ex-sócio e líder técnico na inkPen, onde coordenei a equipe de desenvolvimento. Contribuo continuamente com o PriceTrack, SaaS de analytics para marketplaces na Tracking Trade. Fluente em português e inglês.</w:t>
       </w:r>
       <w:r>
         <w:rPr>
@@ -840,7 +840,7 @@
           <w:rFonts w:ascii="Inter" w:cs="Inter" w:eastAsia="Inter" w:hAnsi="Inter"/>
           <w:rtl w:val="0"/>
         </w:rPr>
-        <w:t xml:space="preserve">Engenheiro front-end na Skim (Credible AI Labs), plataforma gratuita com IA que resume vídeos do YouTube e artigos de notícias, fornecendo pontuações de credibilidade e detecção de viés. Sou responsável pelo desenvolvimento frontend do site principal (skim.plus), da extensão para Chrome e do aplicativo mobile publicado na App Store e no Google Play. A plataforma é impulsionada pelo Gemini e pelo Claude, ajudando usuários a avaliar rapidamente a confiabilidade de qualquer conteúdo online.</w:t>
+        <w:t xml:space="preserve">Engenheiro front-end na Skim (Credible AI Labs), plataforma gratuita com IA que resume vídeos do YouTube e artigos de notícias, fornecendo pontuações de credibilidade e detecção de viés. Lidero o desenvolvimento frontend do site principal (skim.plus), da extensão para Chrome e do aplicativo mobile publicado na App Store e no Google Play, e também implemento mudanças e funcionalidades nos serviços de backend em NestJS e serverless que os sustentam. A plataforma é impulsionada pelo Gemini e pelo Claude, ajudando usuários a avaliar rapidamente a confiabilidade de qualquer conteúdo online.</w:t>
       </w:r>
       <w:r>
         <w:rPr>
@@ -1112,7 +1112,7 @@
           <w:szCs w:val="20"/>
           <w:rtl w:val="0"/>
         </w:rPr>
-        <w:t xml:space="preserve">Linguagens: TypeScript, JavaScript, HTML, CSS · Front-end: React, Next.js, React Native, Expo, Angular, Redux e Redux Toolkit, ReactiveX, Gatsby, Storybook · Estilização: Tailwind CSS, Sass, Styled Components, Material UI, Bootstrap · Back-end e dados: Node.js, Express, GraphQL, Apollo, Prisma, Firebase, MongoDB · Ferramentas: Git, Handlebars</w:t>
+        <w:t xml:space="preserve">Linguagens: TypeScript, JavaScript, HTML, CSS · Front-end: React, Next.js, React Native, Expo, Angular, Redux e Redux Toolkit, ReactiveX, Gatsby, Storybook · Estilização: Tailwind CSS, Sass, Styled Components, Material UI, Bootstrap · Back-end e dados: Node.js, NestJS, Express, GraphQL, Apollo, Prisma, PostgreSQL, Redis, Firebase, MongoDB · Ferramentas: Git, Handlebars, AWS Lambda</w:t>
       </w:r>
       <w:r>
         <w:rPr>

--- a/public/docs/Currículo 2026.docx
+++ b/public/docs/Currículo 2026.docx
@@ -262,7 +262,7 @@
           <w:rFonts w:ascii="Inter Medium" w:cs="Inter Medium" w:eastAsia="Inter Medium" w:hAnsi="Inter Medium"/>
           <w:rtl w:val="0"/>
         </w:rPr>
-        <w:t xml:space="preserve">Engenheiro front-end na Skim (Credible AI Labs), liderando o desenvolvimento frontend do site, da extensão para Chrome e do aplicativo mobile publicado na App Store e no Google Play, e contribuindo com os serviços de backend por trás deles. Ex-sócio e líder técnico na inkPen, onde coordenei a equipe de desenvolvimento. Contribuo continuamente com o PriceTrack, SaaS de analytics para marketplaces na Tracking Trade. Fluente em português e inglês.</w:t>
+        <w:t xml:space="preserve">Engenheiro front-end na Skim (Credible AI Labs), responsável pelo desenvolvimento frontend do site, da extensão para Chrome e do aplicativo mobile publicado na App Store e no Google Play, e contribuindo com os serviços de backend por trás deles. Ex-sócio e líder técnico na inkPen, onde coordenei a equipe de desenvolvimento. Contribuo continuamente com o PriceTrack, SaaS de analytics para marketplaces na Tracking Trade. Fluente em português e inglês.</w:t>
       </w:r>
       <w:r>
         <w:rPr>
@@ -840,7 +840,7 @@
           <w:rFonts w:ascii="Inter" w:cs="Inter" w:eastAsia="Inter" w:hAnsi="Inter"/>
           <w:rtl w:val="0"/>
         </w:rPr>
-        <w:t xml:space="preserve">Engenheiro front-end na Skim (Credible AI Labs), plataforma gratuita com IA que resume vídeos do YouTube e artigos de notícias, fornecendo pontuações de credibilidade e detecção de viés. Lidero o desenvolvimento frontend do site principal (skim.plus), da extensão para Chrome e do aplicativo mobile publicado na App Store e no Google Play, e também implemento mudanças e funcionalidades nos serviços de backend em NestJS e serverless que os sustentam. A plataforma é impulsionada pelo Gemini e pelo Claude, ajudando usuários a avaliar rapidamente a confiabilidade de qualquer conteúdo online.</w:t>
+        <w:t xml:space="preserve">Engenheiro front-end na Skim (Credible AI Labs), plataforma gratuita com IA que resume vídeos do YouTube e artigos de notícias, fornecendo pontuações de credibilidade e detecção de viés. Sou responsável pelo desenvolvimento frontend do site principal (skim.plus), da extensão para Chrome e do aplicativo mobile publicado na App Store e no Google Play, e também implemento mudanças e funcionalidades nos serviços de backend em NestJS e serverless que os sustentam. A plataforma é impulsionada pelo Gemini e pelo Claude, ajudando usuários a avaliar rapidamente a confiabilidade de qualquer conteúdo online.</w:t>
       </w:r>
       <w:r>
         <w:rPr>
